--- a/word/027 - Introduction to Biological Vision.docx
+++ b/word/027 - Introduction to Biological Vision.docx
@@ -2541,13 +2541,19 @@
         <w:t>,</w:t>
       </w:r>
       <w:r>
-        <w:t xml:space="preserve"> is </w:t>
-      </w:r>
-      <w:r>
-        <w:t>used to encode the relative</w:t>
-      </w:r>
-      <w:r>
-        <w:t xml:space="preserve"> spatial configuration of objects</w:t>
+        <w:t xml:space="preserve"> encodes</w:t>
+      </w:r>
+      <w:r>
+        <w:t xml:space="preserve"> the relative</w:t>
+      </w:r>
+      <w:r>
+        <w:t xml:space="preserve"> spatial </w:t>
+      </w:r>
+      <w:r>
+        <w:t>location and juxtaposition</w:t>
+      </w:r>
+      <w:r>
+        <w:t xml:space="preserve"> of objects</w:t>
       </w:r>
       <w:r>
         <w:t xml:space="preserve"> around us</w:t>
@@ -2714,7 +2720,7 @@
                 <w:sz w:val="20"/>
                 <w:szCs w:val="20"/>
               </w:rPr>
-              <w:t xml:space="preserve"> By mapping small patches of natural images onto a set of mathematically defined basis functions, we find we can map such patches onto patterns of light and dark with varying spatial frequencies and orientations. </w:t>
+              <w:t xml:space="preserve"> By mapping small patches of natural images onto a set of mathematically defined basis functions, we can map such patches onto patterns of light and dark with varying spatial frequencies and orientations. </w:t>
             </w:r>
             <w:r>
               <w:rPr>
@@ -2961,7 +2967,7 @@
         <w:t xml:space="preserve"> (cDBNN)</w:t>
       </w:r>
       <w:r>
-        <w:t xml:space="preserve">. It provides strong evidence for the idea </w:t>
+        <w:t xml:space="preserve">. It provides strong evidence </w:t>
       </w:r>
       <w:r>
         <w:t>that we can best understand the</w:t>
@@ -2973,11 +2979,11 @@
         <w:t xml:space="preserve"> and computational point of view. </w:t>
       </w:r>
       <w:r>
-        <w:t xml:space="preserve">In fact, when we visualize the very first layer of a CBNN, we see patterns of selectivity (the inputs that create the strongest activation in a node) that match the selectivity of neurons in the first layers of visual processing in the brain, found </w:t>
+        <w:t xml:space="preserve">In fact, when we visualize the very first layer of a CBNN, we see patterns of selectivity (the inputs that create the strongest activation in a node) that match the selectivity of neurons in the first layers of visual processing in the brain, found empirically </w:t>
       </w:r>
       <w:r>
         <w:lastRenderedPageBreak/>
-        <w:t xml:space="preserve">empirically through careful recordings of these neurons (see Fig, </w:t>
+        <w:t xml:space="preserve">through careful recordings of these neurons (see Fig, </w:t>
       </w:r>
       <w:r>
         <w:t>27.</w:t>
@@ -3047,13 +3053,16 @@
         <w:t xml:space="preserve">Only one notebook accompanies this mostly theoretical chapter: a simulation of how </w:t>
       </w:r>
       <w:r>
-        <w:t>we can use a</w:t>
-      </w:r>
-      <w:r>
-        <w:t xml:space="preserve"> technique called reverse correlation to </w:t>
-      </w:r>
-      <w:r>
-        <w:t>efficiently reconstruct a neuron's receptive field</w:t>
+        <w:t xml:space="preserve">we can use </w:t>
+      </w:r>
+      <w:r>
+        <w:t>reverse correlation to</w:t>
+      </w:r>
+      <w:r>
+        <w:t xml:space="preserve"> reconstruct a neuron's receptive field</w:t>
+      </w:r>
+      <w:r>
+        <w:t xml:space="preserve"> efficiently</w:t>
       </w:r>
       <w:r>
         <w:t>.</w:t>
